--- a/ICT80004-Internship_Project/FINAL REPORT/Arun_new_CV.docx
+++ b/ICT80004-Internship_Project/FINAL REPORT/Arun_new_CV.docx
@@ -192,7 +192,6 @@
                               </w:rPr>
                               <w:t xml:space="preserve">Contact No: +61 </w:t>
                             </w:r>
-                            <w:proofErr w:type="gramStart"/>
                             <w:r>
                               <w:rPr>
                                 <w:rFonts w:asciiTheme="minorHAnsi" w:hAnsiTheme="minorHAnsi" w:cs="Calibri"/>
@@ -201,29 +200,8 @@
                                 <w:spacing w:val="0"/>
                                 <w:sz w:val="20"/>
                               </w:rPr>
-                              <w:t xml:space="preserve">0410692290 </w:t>
+                              <w:t>0410692290 Mail</w:t>
                             </w:r>
-                            <w:r>
-                              <w:rPr>
-                                <w:rFonts w:asciiTheme="minorHAnsi" w:hAnsiTheme="minorHAnsi" w:cs="Calibri"/>
-                                <w:b/>
-                                <w:caps w:val="0"/>
-                                <w:spacing w:val="0"/>
-                                <w:sz w:val="20"/>
-                              </w:rPr>
-                              <w:t xml:space="preserve"> </w:t>
-                            </w:r>
-                            <w:r>
-                              <w:rPr>
-                                <w:rFonts w:asciiTheme="minorHAnsi" w:hAnsiTheme="minorHAnsi" w:cs="Calibri"/>
-                                <w:b/>
-                                <w:caps w:val="0"/>
-                                <w:spacing w:val="0"/>
-                                <w:sz w:val="20"/>
-                              </w:rPr>
-                              <w:t>Mail</w:t>
-                            </w:r>
-                            <w:proofErr w:type="gramEnd"/>
                             <w:r>
                               <w:rPr>
                                 <w:rFonts w:asciiTheme="minorHAnsi" w:hAnsiTheme="minorHAnsi" w:cs="Calibri"/>
@@ -309,7 +287,6 @@
                         </w:rPr>
                         <w:t xml:space="preserve">Contact No: +61 </w:t>
                       </w:r>
-                      <w:proofErr w:type="gramStart"/>
                       <w:r>
                         <w:rPr>
                           <w:rFonts w:asciiTheme="minorHAnsi" w:hAnsiTheme="minorHAnsi" w:cs="Calibri"/>
@@ -318,29 +295,8 @@
                           <w:spacing w:val="0"/>
                           <w:sz w:val="20"/>
                         </w:rPr>
-                        <w:t xml:space="preserve">0410692290 </w:t>
+                        <w:t>0410692290 Mail</w:t>
                       </w:r>
-                      <w:r>
-                        <w:rPr>
-                          <w:rFonts w:asciiTheme="minorHAnsi" w:hAnsiTheme="minorHAnsi" w:cs="Calibri"/>
-                          <w:b/>
-                          <w:caps w:val="0"/>
-                          <w:spacing w:val="0"/>
-                          <w:sz w:val="20"/>
-                        </w:rPr>
-                        <w:t xml:space="preserve"> </w:t>
-                      </w:r>
-                      <w:r>
-                        <w:rPr>
-                          <w:rFonts w:asciiTheme="minorHAnsi" w:hAnsiTheme="minorHAnsi" w:cs="Calibri"/>
-                          <w:b/>
-                          <w:caps w:val="0"/>
-                          <w:spacing w:val="0"/>
-                          <w:sz w:val="20"/>
-                        </w:rPr>
-                        <w:t>Mail</w:t>
-                      </w:r>
-                      <w:proofErr w:type="gramEnd"/>
                       <w:r>
                         <w:rPr>
                           <w:rFonts w:asciiTheme="minorHAnsi" w:hAnsiTheme="minorHAnsi" w:cs="Calibri"/>
@@ -2791,16 +2747,14 @@
         </w:rPr>
         <w:t xml:space="preserve"> Vue.js, Flask, MySQL, ML (Autoencoder, RF), REST API, </w:t>
       </w:r>
-      <w:proofErr w:type="gramStart"/>
-      <w:r>
-        <w:rPr>
-          <w:rFonts w:ascii="Calibri" w:eastAsia="Times New Roman" w:hAnsi="Calibri" w:cs="Calibri"/>
-          <w:sz w:val="20"/>
-          <w:lang w:val="en-AU"/>
-        </w:rPr>
-        <w:t>Full-stack</w:t>
-      </w:r>
-      <w:proofErr w:type="gramEnd"/>
+      <w:r>
+        <w:rPr>
+          <w:rFonts w:ascii="Calibri" w:eastAsia="Times New Roman" w:hAnsi="Calibri" w:cs="Calibri"/>
+          <w:sz w:val="20"/>
+          <w:lang w:val="en-AU"/>
+        </w:rPr>
+        <w:t>Full stack</w:t>
+      </w:r>
     </w:p>
     <w:p>
       <w:pPr>
